--- a/Doc/Informe_Arquitecto.docx
+++ b/Doc/Informe_Arquitecto.docx
@@ -345,9 +345,7 @@
             </w:pPr>
             <w:r>
               <w:rPr>
-                <w:rFonts w:hint="default"/>
                 <w:color w:val="0D0D0D" w:themeColor="text1" w:themeTint="F2"/>
-                <w:lang w:val="es-ES"/>
                 <w14:textFill>
                   <w14:solidFill>
                     <w14:schemeClr w14:val="tx1">
@@ -357,8 +355,10 @@
                   </w14:solidFill>
                 </w14:textFill>
               </w:rPr>
-              <w:t>SAMR</w:t>
+              <w:t>LLdE</w:t>
             </w:r>
+            <w:bookmarkStart w:id="0" w:name="_GoBack"/>
+            <w:bookmarkEnd w:id="0"/>
           </w:p>
         </w:tc>
       </w:tr>
@@ -847,8 +847,6 @@
         </w:rPr>
         <w:t>mi perspectiva como Arquitecta de Software</w:t>
       </w:r>
-      <w:bookmarkStart w:id="0" w:name="_GoBack"/>
-      <w:bookmarkEnd w:id="0"/>
       <w:r>
         <w:rPr>
           <w:rFonts w:ascii="Arial" w:hAnsi="Arial" w:eastAsia="Arial" w:cs="Arial"/>
@@ -2496,6 +2494,12 @@
             <w:insideH w:val="single" w:color="auto" w:sz="4" w:space="0"/>
             <w:insideV w:val="single" w:color="auto" w:sz="4" w:space="0"/>
           </w:tblBorders>
+          <w:tblCellMar>
+            <w:top w:w="0" w:type="dxa"/>
+            <w:left w:w="10" w:type="dxa"/>
+            <w:bottom w:w="0" w:type="dxa"/>
+            <w:right w:w="10" w:type="dxa"/>
+          </w:tblCellMar>
         </w:tblPrEx>
         <w:tc>
           <w:tcPr>
